--- a/Customer Shopping Behavior Report.docx
+++ b/Customer Shopping Behavior Report.docx
@@ -524,23 +524,13 @@
                                     <w:szCs w:val="24"/>
                                   </w:rPr>
                                 </w:pPr>
-                                <w:proofErr w:type="spellStart"/>
                                 <w:r>
                                   <w:rPr>
                                     <w:rFonts w:ascii="Times New Roman" w:hAnsi="Times New Roman" w:cs="Times New Roman"/>
                                     <w:sz w:val="28"/>
                                     <w:szCs w:val="28"/>
                                   </w:rPr>
-                                  <w:t>Sanadi</w:t>
-                                </w:r>
-                                <w:proofErr w:type="spellEnd"/>
-                                <w:r>
-                                  <w:rPr>
-                                    <w:rFonts w:ascii="Times New Roman" w:hAnsi="Times New Roman" w:cs="Times New Roman"/>
-                                    <w:sz w:val="28"/>
-                                    <w:szCs w:val="28"/>
-                                  </w:rPr>
-                                  <w:t xml:space="preserve"> Liyanage</w:t>
+                                  <w:t>Sanadi Liyanage</w:t>
                                 </w:r>
                                 <w:r>
                                   <w:rPr>
@@ -587,11 +577,7 @@
               </mc:Choice>
               <mc:Fallback>
                 <w:pict>
-                  <v:shapetype w14:anchorId="3EB3137C" id="_x0000_t202" coordsize="21600,21600" o:spt="202" path="m,l,21600r21600,l21600,xe">
-                    <v:stroke joinstyle="miter"/>
-                    <v:path gradientshapeok="t" o:connecttype="rect"/>
-                  </v:shapetype>
-                  <v:shape id="Text Box 2" o:spid="_x0000_s1027" type="#_x0000_t202" style="position:absolute;margin-left:0;margin-top:579.3pt;width:185.9pt;height:110.6pt;z-index:251664384;visibility:visible;mso-wrap-style:square;mso-width-percent:400;mso-height-percent:200;mso-wrap-distance-left:9pt;mso-wrap-distance-top:3.6pt;mso-wrap-distance-right:9pt;mso-wrap-distance-bottom:3.6pt;mso-position-horizontal:center;mso-position-horizontal-relative:margin;mso-position-vertical:absolute;mso-position-vertical-relative:text;mso-width-percent:400;mso-height-percent:200;mso-width-relative:margin;mso-height-relative:margin;v-text-anchor:top" o:gfxdata="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" fillcolor="white [3212]" strokecolor="white [3212]">
+                  <v:shape w14:anchorId="3EB3137C" id="Text Box 2" o:spid="_x0000_s1027" type="#_x0000_t202" style="position:absolute;margin-left:0;margin-top:579.3pt;width:185.9pt;height:110.6pt;z-index:251664384;visibility:visible;mso-wrap-style:square;mso-width-percent:400;mso-height-percent:200;mso-wrap-distance-left:9pt;mso-wrap-distance-top:3.6pt;mso-wrap-distance-right:9pt;mso-wrap-distance-bottom:3.6pt;mso-position-horizontal:center;mso-position-horizontal-relative:margin;mso-position-vertical:absolute;mso-position-vertical-relative:text;mso-width-percent:400;mso-height-percent:200;mso-width-relative:margin;mso-height-relative:margin;v-text-anchor:top" o:gfxdata="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" fillcolor="white [3212]" strokecolor="white [3212]">
                     <v:textbox style="mso-fit-shape-to-text:t">
                       <w:txbxContent>
                         <w:p>
@@ -603,23 +589,13 @@
                               <w:szCs w:val="24"/>
                             </w:rPr>
                           </w:pPr>
-                          <w:proofErr w:type="spellStart"/>
                           <w:r>
                             <w:rPr>
                               <w:rFonts w:ascii="Times New Roman" w:hAnsi="Times New Roman" w:cs="Times New Roman"/>
                               <w:sz w:val="28"/>
                               <w:szCs w:val="28"/>
                             </w:rPr>
-                            <w:t>Sanadi</w:t>
-                          </w:r>
-                          <w:proofErr w:type="spellEnd"/>
-                          <w:r>
-                            <w:rPr>
-                              <w:rFonts w:ascii="Times New Roman" w:hAnsi="Times New Roman" w:cs="Times New Roman"/>
-                              <w:sz w:val="28"/>
-                              <w:szCs w:val="28"/>
-                            </w:rPr>
-                            <w:t xml:space="preserve"> Liyanage</w:t>
+                            <w:t>Sanadi Liyanage</w:t>
                           </w:r>
                           <w:r>
                             <w:rPr>
@@ -3737,6 +3713,289 @@
         </w:drawing>
       </w:r>
     </w:p>
+    <w:p>
+      <w:pPr>
+        <w:rPr>
+          <w:rFonts w:ascii="Times New Roman" w:hAnsi="Times New Roman" w:cs="Times New Roman"/>
+          <w:sz w:val="24"/>
+          <w:szCs w:val="24"/>
+        </w:rPr>
+      </w:pPr>
+    </w:p>
+    <w:p>
+      <w:pPr>
+        <w:rPr>
+          <w:rFonts w:ascii="Times New Roman" w:hAnsi="Times New Roman" w:cs="Times New Roman"/>
+          <w:sz w:val="28"/>
+          <w:szCs w:val="28"/>
+        </w:rPr>
+      </w:pPr>
+      <w:r>
+        <w:rPr>
+          <w:rFonts w:ascii="Times New Roman" w:hAnsi="Times New Roman" w:cs="Times New Roman"/>
+          <w:sz w:val="28"/>
+          <w:szCs w:val="28"/>
+        </w:rPr>
+        <w:t>6. Business Recommendations</w:t>
+      </w:r>
+    </w:p>
+    <w:p>
+      <w:pPr>
+        <w:pStyle w:val="ListParagraph"/>
+        <w:numPr>
+          <w:ilvl w:val="0"/>
+          <w:numId w:val="4"/>
+        </w:numPr>
+        <w:spacing w:after="0" w:line="240" w:lineRule="auto"/>
+        <w:rPr>
+          <w:rFonts w:ascii="Times New Roman" w:eastAsia="Times New Roman" w:hAnsi="Times New Roman" w:cs="Times New Roman"/>
+          <w:sz w:val="24"/>
+          <w:szCs w:val="24"/>
+        </w:rPr>
+      </w:pPr>
+      <w:r>
+        <w:rPr>
+          <w:rFonts w:ascii="Times New Roman" w:eastAsia="Times New Roman" w:hAnsi="Times New Roman" w:cs="Times New Roman"/>
+          <w:b/>
+          <w:bCs/>
+          <w:sz w:val="24"/>
+          <w:szCs w:val="24"/>
+        </w:rPr>
+        <w:t>Cut back on discounts</w:t>
+      </w:r>
+      <w:r>
+        <w:rPr>
+          <w:rFonts w:ascii="Times New Roman" w:eastAsia="Times New Roman" w:hAnsi="Times New Roman" w:cs="Times New Roman"/>
+          <w:b/>
+          <w:bCs/>
+          <w:sz w:val="24"/>
+          <w:szCs w:val="24"/>
+        </w:rPr>
+        <w:t xml:space="preserve"> - </w:t>
+      </w:r>
+      <w:r>
+        <w:rPr>
+          <w:rFonts w:ascii="Times New Roman" w:eastAsia="Times New Roman" w:hAnsi="Times New Roman" w:cs="Times New Roman"/>
+          <w:sz w:val="24"/>
+          <w:szCs w:val="24"/>
+        </w:rPr>
+        <w:t xml:space="preserve">Non-discounted orders actually average more ($60 vs $59) and bring in more total sales. Discounts aren't paying off — use them only for specific goals (like clearing slow stock), not everywhere. </w:t>
+      </w:r>
+    </w:p>
+    <w:p>
+      <w:pPr>
+        <w:pStyle w:val="ListParagraph"/>
+        <w:numPr>
+          <w:ilvl w:val="0"/>
+          <w:numId w:val="4"/>
+        </w:numPr>
+        <w:spacing w:after="0" w:line="240" w:lineRule="auto"/>
+        <w:rPr>
+          <w:rFonts w:ascii="Times New Roman" w:eastAsia="Times New Roman" w:hAnsi="Times New Roman" w:cs="Times New Roman"/>
+          <w:sz w:val="24"/>
+          <w:szCs w:val="24"/>
+        </w:rPr>
+      </w:pPr>
+      <w:r>
+        <w:rPr>
+          <w:rFonts w:ascii="Times New Roman" w:eastAsia="Times New Roman" w:hAnsi="Times New Roman" w:cs="Times New Roman"/>
+          <w:b/>
+          <w:bCs/>
+          <w:sz w:val="24"/>
+          <w:szCs w:val="24"/>
+        </w:rPr>
+        <w:t>Push Clothing and Accessories harder, fix Outerwear</w:t>
+      </w:r>
+      <w:r>
+        <w:rPr>
+          <w:rFonts w:ascii="Times New Roman" w:eastAsia="Times New Roman" w:hAnsi="Times New Roman" w:cs="Times New Roman"/>
+          <w:b/>
+          <w:bCs/>
+          <w:sz w:val="24"/>
+          <w:szCs w:val="24"/>
+        </w:rPr>
+        <w:t xml:space="preserve"> -</w:t>
+      </w:r>
+      <w:r>
+        <w:rPr>
+          <w:rFonts w:ascii="Times New Roman" w:eastAsia="Times New Roman" w:hAnsi="Times New Roman" w:cs="Times New Roman"/>
+          <w:sz w:val="24"/>
+          <w:szCs w:val="24"/>
+        </w:rPr>
+        <w:t xml:space="preserve"> These two categories bring in 76% of sales. Outerwear is way behind ($18.5K vs $104K for Clothing) — bundle it with popular items or rework its pricing. </w:t>
+      </w:r>
+    </w:p>
+    <w:p>
+      <w:pPr>
+        <w:pStyle w:val="ListParagraph"/>
+        <w:numPr>
+          <w:ilvl w:val="0"/>
+          <w:numId w:val="4"/>
+        </w:numPr>
+        <w:spacing w:after="0" w:line="240" w:lineRule="auto"/>
+        <w:rPr>
+          <w:rFonts w:ascii="Times New Roman" w:eastAsia="Times New Roman" w:hAnsi="Times New Roman" w:cs="Times New Roman"/>
+          <w:sz w:val="24"/>
+          <w:szCs w:val="24"/>
+        </w:rPr>
+      </w:pPr>
+      <w:r>
+        <w:rPr>
+          <w:rFonts w:ascii="Times New Roman" w:eastAsia="Times New Roman" w:hAnsi="Times New Roman" w:cs="Times New Roman"/>
+          <w:b/>
+          <w:bCs/>
+          <w:sz w:val="24"/>
+          <w:szCs w:val="24"/>
+        </w:rPr>
+        <w:t>Watch customer ratings closely</w:t>
+      </w:r>
+      <w:r>
+        <w:rPr>
+          <w:rFonts w:ascii="Times New Roman" w:eastAsia="Times New Roman" w:hAnsi="Times New Roman" w:cs="Times New Roman"/>
+          <w:b/>
+          <w:bCs/>
+          <w:sz w:val="24"/>
+          <w:szCs w:val="24"/>
+        </w:rPr>
+        <w:t xml:space="preserve"> -</w:t>
+      </w:r>
+      <w:r>
+        <w:rPr>
+          <w:rFonts w:ascii="Times New Roman" w:eastAsia="Times New Roman" w:hAnsi="Times New Roman" w:cs="Times New Roman"/>
+          <w:sz w:val="24"/>
+          <w:szCs w:val="24"/>
+        </w:rPr>
+        <w:t xml:space="preserve"> Customers who rate their purchases highly buy more and spend more. When someone leaves a low rating, follow up with them quickly (support, replacement, etc.) before they leave for good. </w:t>
+      </w:r>
+    </w:p>
+    <w:p>
+      <w:pPr>
+        <w:pStyle w:val="ListParagraph"/>
+        <w:numPr>
+          <w:ilvl w:val="0"/>
+          <w:numId w:val="4"/>
+        </w:numPr>
+        <w:spacing w:after="0" w:line="240" w:lineRule="auto"/>
+        <w:rPr>
+          <w:rFonts w:ascii="Times New Roman" w:eastAsia="Times New Roman" w:hAnsi="Times New Roman" w:cs="Times New Roman"/>
+          <w:sz w:val="24"/>
+          <w:szCs w:val="24"/>
+        </w:rPr>
+      </w:pPr>
+      <w:r>
+        <w:rPr>
+          <w:rFonts w:ascii="Times New Roman" w:eastAsia="Times New Roman" w:hAnsi="Times New Roman" w:cs="Times New Roman"/>
+          <w:b/>
+          <w:bCs/>
+          <w:sz w:val="24"/>
+          <w:szCs w:val="24"/>
+        </w:rPr>
+        <w:t>Make card/digital payments smoother</w:t>
+      </w:r>
+      <w:r>
+        <w:rPr>
+          <w:rFonts w:ascii="Times New Roman" w:eastAsia="Times New Roman" w:hAnsi="Times New Roman" w:cs="Times New Roman"/>
+          <w:b/>
+          <w:bCs/>
+          <w:sz w:val="24"/>
+          <w:szCs w:val="24"/>
+        </w:rPr>
+        <w:t xml:space="preserve"> -</w:t>
+      </w:r>
+      <w:r>
+        <w:rPr>
+          <w:rFonts w:ascii="Times New Roman" w:eastAsia="Times New Roman" w:hAnsi="Times New Roman" w:cs="Times New Roman"/>
+          <w:sz w:val="24"/>
+          <w:szCs w:val="24"/>
+        </w:rPr>
+        <w:t xml:space="preserve"> Credit Card and Venmo users spend more per order ($61) than Bank Transfer or Debit ($58). Make those payment options easier and consider small perks for using them. </w:t>
+      </w:r>
+    </w:p>
+    <w:p>
+      <w:pPr>
+        <w:pStyle w:val="ListParagraph"/>
+        <w:numPr>
+          <w:ilvl w:val="0"/>
+          <w:numId w:val="4"/>
+        </w:numPr>
+        <w:spacing w:after="0" w:line="240" w:lineRule="auto"/>
+        <w:rPr>
+          <w:rFonts w:ascii="Times New Roman" w:eastAsia="Times New Roman" w:hAnsi="Times New Roman" w:cs="Times New Roman"/>
+          <w:sz w:val="24"/>
+          <w:szCs w:val="24"/>
+        </w:rPr>
+      </w:pPr>
+      <w:r>
+        <w:rPr>
+          <w:rFonts w:ascii="Times New Roman" w:eastAsia="Times New Roman" w:hAnsi="Times New Roman" w:cs="Times New Roman"/>
+          <w:b/>
+          <w:bCs/>
+          <w:sz w:val="24"/>
+          <w:szCs w:val="24"/>
+        </w:rPr>
+        <w:t>Get customers buying more often</w:t>
+      </w:r>
+      <w:r>
+        <w:rPr>
+          <w:rFonts w:ascii="Times New Roman" w:eastAsia="Times New Roman" w:hAnsi="Times New Roman" w:cs="Times New Roman"/>
+          <w:b/>
+          <w:bCs/>
+          <w:sz w:val="24"/>
+          <w:szCs w:val="24"/>
+        </w:rPr>
+        <w:t xml:space="preserve"> -</w:t>
+      </w:r>
+      <w:r>
+        <w:rPr>
+          <w:rFonts w:ascii="Times New Roman" w:eastAsia="Times New Roman" w:hAnsi="Times New Roman" w:cs="Times New Roman"/>
+          <w:sz w:val="24"/>
+          <w:szCs w:val="24"/>
+        </w:rPr>
+        <w:t xml:space="preserve"> Most people only shop once every 3 months. Send reminder emails or offer a subscription/auto-refill option to shorten that gap. </w:t>
+      </w:r>
+    </w:p>
+    <w:p>
+      <w:pPr>
+        <w:pStyle w:val="ListParagraph"/>
+        <w:numPr>
+          <w:ilvl w:val="0"/>
+          <w:numId w:val="4"/>
+        </w:numPr>
+        <w:rPr>
+          <w:rFonts w:ascii="Times New Roman" w:hAnsi="Times New Roman" w:cs="Times New Roman"/>
+          <w:sz w:val="24"/>
+          <w:szCs w:val="24"/>
+        </w:rPr>
+      </w:pPr>
+      <w:r>
+        <w:rPr>
+          <w:rFonts w:ascii="Times New Roman" w:eastAsia="Times New Roman" w:hAnsi="Times New Roman" w:cs="Times New Roman"/>
+          <w:b/>
+          <w:bCs/>
+          <w:sz w:val="24"/>
+          <w:szCs w:val="24"/>
+        </w:rPr>
+        <w:t>Grow the female customer base</w:t>
+      </w:r>
+      <w:r>
+        <w:rPr>
+          <w:rFonts w:ascii="Times New Roman" w:eastAsia="Times New Roman" w:hAnsi="Times New Roman" w:cs="Times New Roman"/>
+          <w:b/>
+          <w:bCs/>
+          <w:sz w:val="24"/>
+          <w:szCs w:val="24"/>
+        </w:rPr>
+        <w:t xml:space="preserve"> -</w:t>
+      </w:r>
+      <w:r>
+        <w:rPr>
+          <w:rFonts w:ascii="Times New Roman" w:eastAsia="Times New Roman" w:hAnsi="Times New Roman" w:cs="Times New Roman"/>
+          <w:sz w:val="24"/>
+          <w:szCs w:val="24"/>
+        </w:rPr>
+        <w:t xml:space="preserve"> Only 32% of orders come from women, even though they spend just as much per order as men. There's room to grow here with better targeted marketing.</w:t>
+      </w:r>
+    </w:p>
     <w:sectPr>
       <w:pgSz w:w="12240" w:h="15840"/>
       <w:pgMar w:top="1440" w:right="1440" w:bottom="1440" w:left="1440" w:header="720" w:footer="720" w:gutter="0"/>
@@ -4069,7 +4328,7 @@
   <w:abstractNum w:abstractNumId="3" w15:restartNumberingAfterBreak="0">
     <w:nsid w:val="65780845"/>
     <w:multiLevelType w:val="hybridMultilevel"/>
-    <w:tmpl w:val="E5E8BB84"/>
+    <w:tmpl w:val="0E0C3C6A"/>
     <w:lvl w:ilvl="0" w:tplc="04090001">
       <w:start w:val="1"/>
       <w:numFmt w:val="bullet"/>
